--- a/valec_antonio_fer_2026_predd_sveuc.docx
+++ b/valec_antonio_fer_2026_predd_sveuc.docx
@@ -3274,9 +3274,9 @@
         </w:rPr>
         <w:lastRenderedPageBreak/>
         <w:drawing>
-          <wp:inline distT="0" distB="0" distL="0" distR="0" wp14:anchorId="3AF179C2" wp14:editId="4DE9B43A">
-            <wp:extent cx="4001414" cy="3575228"/>
-            <wp:effectExtent l="0" t="0" r="0" b="6350"/>
+          <wp:inline distT="0" distB="0" distL="0" distR="0" wp14:anchorId="3AF179C2" wp14:editId="68FA0C9C">
+            <wp:extent cx="4015263" cy="3587664"/>
+            <wp:effectExtent l="0" t="0" r="4445" b="0"/>
             <wp:docPr id="23214305" name="Picture 1"/>
             <wp:cNvGraphicFramePr>
               <a:graphicFrameLocks xmlns:a="http://schemas.openxmlformats.org/drawingml/2006/main" noChangeAspect="1"/>
@@ -3285,11 +3285,17 @@
               <a:graphicData uri="http://schemas.openxmlformats.org/drawingml/2006/picture">
                 <pic:pic xmlns:pic="http://schemas.openxmlformats.org/drawingml/2006/picture">
                   <pic:nvPicPr>
-                    <pic:cNvPr id="23214305" name=""/>
+                    <pic:cNvPr id="23214305" name="Picture 1"/>
                     <pic:cNvPicPr/>
                   </pic:nvPicPr>
                   <pic:blipFill>
-                    <a:blip r:embed="rId15"/>
+                    <a:blip r:embed="rId15">
+                      <a:extLst>
+                        <a:ext uri="{28A0092B-C50C-407E-A947-70E740481C1C}">
+                          <a14:useLocalDpi xmlns:a14="http://schemas.microsoft.com/office/drawing/2010/main" val="0"/>
+                        </a:ext>
+                      </a:extLst>
+                    </a:blip>
                     <a:stretch>
                       <a:fillRect/>
                     </a:stretch>
@@ -3297,7 +3303,7 @@
                   <pic:spPr>
                     <a:xfrm>
                       <a:off x="0" y="0"/>
-                      <a:ext cx="4015333" cy="3587664"/>
+                      <a:ext cx="4015263" cy="3587664"/>
                     </a:xfrm>
                     <a:prstGeom prst="rect">
                       <a:avLst/>
@@ -3617,9 +3623,9 @@
           <w:noProof/>
         </w:rPr>
         <w:drawing>
-          <wp:inline distT="0" distB="0" distL="0" distR="0" wp14:anchorId="4B3E81AB" wp14:editId="61C2F3BA">
-            <wp:extent cx="4485803" cy="3116275"/>
-            <wp:effectExtent l="0" t="0" r="0" b="8255"/>
+          <wp:inline distT="0" distB="0" distL="0" distR="0" wp14:anchorId="4B3E81AB" wp14:editId="48E62620">
+            <wp:extent cx="5399999" cy="3366333"/>
+            <wp:effectExtent l="0" t="0" r="0" b="5715"/>
             <wp:docPr id="337869952" name="Picture 1"/>
             <wp:cNvGraphicFramePr>
               <a:graphicFrameLocks xmlns:a="http://schemas.openxmlformats.org/drawingml/2006/main" noChangeAspect="1"/>
@@ -3628,11 +3634,17 @@
               <a:graphicData uri="http://schemas.openxmlformats.org/drawingml/2006/picture">
                 <pic:pic xmlns:pic="http://schemas.openxmlformats.org/drawingml/2006/picture">
                   <pic:nvPicPr>
-                    <pic:cNvPr id="337869952" name=""/>
+                    <pic:cNvPr id="337869952" name="Picture 1"/>
                     <pic:cNvPicPr/>
                   </pic:nvPicPr>
                   <pic:blipFill>
-                    <a:blip r:embed="rId16"/>
+                    <a:blip r:embed="rId16" cstate="print">
+                      <a:extLst>
+                        <a:ext uri="{28A0092B-C50C-407E-A947-70E740481C1C}">
+                          <a14:useLocalDpi xmlns:a14="http://schemas.microsoft.com/office/drawing/2010/main" val="0"/>
+                        </a:ext>
+                      </a:extLst>
+                    </a:blip>
                     <a:stretch>
                       <a:fillRect/>
                     </a:stretch>
@@ -3640,7 +3652,7 @@
                   <pic:spPr>
                     <a:xfrm>
                       <a:off x="0" y="0"/>
-                      <a:ext cx="4488057" cy="3117841"/>
+                      <a:ext cx="5399999" cy="3366333"/>
                     </a:xfrm>
                     <a:prstGeom prst="rect">
                       <a:avLst/>
@@ -5416,10 +5428,7 @@
         <w:fldChar w:fldCharType="begin"/>
       </w:r>
       <w:r>
-        <w:instrText xml:space="preserve"> REF _Ref232085013 \h </w:instrText>
-      </w:r>
-      <w:r>
-        <w:instrText xml:space="preserve"> \* MERGEFORMAT </w:instrText>
+        <w:instrText xml:space="preserve"> REF _Ref232085013 \h  \* MERGEFORMAT </w:instrText>
       </w:r>
       <w:r>
         <w:fldChar w:fldCharType="separate"/>
@@ -6122,8 +6131,8 @@
           <w:bCs w:val="0"/>
         </w:rPr>
       </w:pPr>
-      <w:bookmarkStart w:id="29" w:name="_Ref232085009"/>
-      <w:bookmarkStart w:id="30" w:name="_Ref232085013"/>
+      <w:bookmarkStart w:id="29" w:name="_Ref232085013"/>
+      <w:bookmarkStart w:id="30" w:name="_Ref232085009"/>
       <w:r>
         <w:rPr>
           <w:b/>
@@ -6210,45 +6219,38 @@
         </w:rPr>
         <w:fldChar w:fldCharType="end"/>
       </w:r>
+      <w:bookmarkEnd w:id="29"/>
+      <w:r>
+        <w:rPr>
+          <w:b/>
+          <w:bCs w:val="0"/>
+        </w:rPr>
+        <w:t xml:space="preserve"> Implementacija </w:t>
+      </w:r>
+      <w:r>
+        <w:rPr>
+          <w:b/>
+          <w:bCs w:val="0"/>
+          <w:i/>
+        </w:rPr>
+        <w:t>ε</w:t>
+      </w:r>
+      <w:r>
+        <w:rPr>
+          <w:b/>
+          <w:bCs w:val="0"/>
+        </w:rPr>
+        <w:t>-</w:t>
+      </w:r>
+      <w:proofErr w:type="spellStart"/>
+      <w:r>
+        <w:rPr>
+          <w:b/>
+          <w:bCs w:val="0"/>
+        </w:rPr>
+        <w:t>decay</w:t>
+      </w:r>
       <w:bookmarkEnd w:id="30"/>
-      <w:r>
-        <w:rPr>
-          <w:b/>
-          <w:bCs w:val="0"/>
-        </w:rPr>
-        <w:t xml:space="preserve"> </w:t>
-      </w:r>
-      <w:r>
-        <w:rPr>
-          <w:b/>
-          <w:bCs w:val="0"/>
-        </w:rPr>
-        <w:t xml:space="preserve">Implementacija </w:t>
-      </w:r>
-      <w:r>
-        <w:rPr>
-          <w:b/>
-          <w:bCs w:val="0"/>
-          <w:i/>
-        </w:rPr>
-        <w:t>ε</w:t>
-      </w:r>
-      <w:r>
-        <w:rPr>
-          <w:b/>
-          <w:bCs w:val="0"/>
-        </w:rPr>
-        <w:t>-</w:t>
-      </w:r>
-      <w:proofErr w:type="spellStart"/>
-      <w:r>
-        <w:rPr>
-          <w:b/>
-          <w:bCs w:val="0"/>
-        </w:rPr>
-        <w:t>decay</w:t>
-      </w:r>
-      <w:bookmarkEnd w:id="29"/>
       <w:proofErr w:type="spellEnd"/>
     </w:p>
     <w:p>
@@ -6521,14 +6523,12 @@
                   </m:ctrlPr>
                 </m:sSubPr>
                 <m:e>
-                  <w:proofErr w:type="spellStart"/>
                   <m:r>
                     <m:rPr>
                       <m:nor/>
                     </m:rPr>
                     <m:t>max</m:t>
                   </m:r>
-                  <w:proofErr w:type="spellEnd"/>
                 </m:e>
                 <m:sub>
                   <m:sSup>
@@ -8036,15 +8036,7 @@
             </w:r>
             <w:proofErr w:type="spellEnd"/>
             <w:r>
-              <w:t xml:space="preserve"> </w:t>
-            </w:r>
-            <w:proofErr w:type="spellStart"/>
-            <w:r>
-              <w:t>not</w:t>
-            </w:r>
-            <w:proofErr w:type="spellEnd"/>
-            <w:r>
-              <w:t xml:space="preserve"> </w:t>
+              <w:t xml:space="preserve"> not </w:t>
             </w:r>
             <w:proofErr w:type="spellStart"/>
             <w:r>
@@ -8313,15 +8305,7 @@
             </w:r>
             <w:proofErr w:type="spellEnd"/>
             <w:r>
-              <w:t xml:space="preserve"> </w:t>
-            </w:r>
-            <w:proofErr w:type="spellStart"/>
-            <w:r>
-              <w:t>and</w:t>
-            </w:r>
-            <w:proofErr w:type="spellEnd"/>
-            <w:r>
-              <w:t xml:space="preserve"> </w:t>
+              <w:t xml:space="preserve"> and </w:t>
             </w:r>
             <w:proofErr w:type="spellStart"/>
             <w:r>
@@ -8519,23 +8503,7 @@
             </w:r>
             <w:proofErr w:type="spellEnd"/>
             <w:r>
-              <w:t xml:space="preserve"> </w:t>
-            </w:r>
-            <w:proofErr w:type="spellStart"/>
-            <w:r>
-              <w:t>and</w:t>
-            </w:r>
-            <w:proofErr w:type="spellEnd"/>
-            <w:r>
-              <w:t xml:space="preserve"> </w:t>
-            </w:r>
-            <w:proofErr w:type="spellStart"/>
-            <w:r>
-              <w:t>not</w:t>
-            </w:r>
-            <w:proofErr w:type="spellEnd"/>
-            <w:r>
-              <w:t xml:space="preserve"> </w:t>
+              <w:t xml:space="preserve"> and not </w:t>
             </w:r>
             <w:proofErr w:type="spellStart"/>
             <w:r>
@@ -8732,23 +8700,7 @@
             </w:r>
             <w:proofErr w:type="spellEnd"/>
             <w:r>
-              <w:t xml:space="preserve"> </w:t>
-            </w:r>
-            <w:proofErr w:type="spellStart"/>
-            <w:r>
-              <w:t>ns</w:t>
-            </w:r>
-            <w:proofErr w:type="spellEnd"/>
-            <w:r>
-              <w:t xml:space="preserve"> </w:t>
-            </w:r>
-            <w:proofErr w:type="spellStart"/>
-            <w:r>
-              <w:t>in</w:t>
-            </w:r>
-            <w:proofErr w:type="spellEnd"/>
-            <w:r>
-              <w:t xml:space="preserve"> </w:t>
+              <w:t xml:space="preserve"> ns in </w:t>
             </w:r>
             <w:proofErr w:type="spellStart"/>
             <w:r>
@@ -15628,7 +15580,13 @@
       <w:rPr>
         <w:rStyle w:val="PageNumber"/>
       </w:rPr>
-      <w:t>15</w:t>
+      <w:t>1</w:t>
+    </w:r>
+    <w:r>
+      <w:rPr>
+        <w:rStyle w:val="PageNumber"/>
+      </w:rPr>
+      <w:t>5</w:t>
     </w:r>
     <w:r>
       <w:rPr>
@@ -21895,6 +21853,7 @@
   <w:style w:type="character" w:default="1" w:styleId="DefaultParagraphFont">
     <w:name w:val="Default Paragraph Font"/>
     <w:uiPriority w:val="1"/>
+    <w:semiHidden/>
     <w:unhideWhenUsed/>
   </w:style>
   <w:style w:type="table" w:default="1" w:styleId="TableNormal">
@@ -22966,6 +22925,19 @@
 </file>
 
 <file path=customXml/item2.xml><?xml version="1.0" encoding="utf-8"?>
+<?mso-contentType ?>
+<FormTemplates xmlns="http://schemas.microsoft.com/sharepoint/v3/contenttype/forms">
+  <Display>DocumentLibraryForm</Display>
+  <Edit>DocumentLibraryForm</Edit>
+  <New>DocumentLibraryForm</New>
+</FormTemplates>
+</file>
+
+<file path=customXml/item3.xml><?xml version="1.0" encoding="utf-8"?>
+<b:Sources xmlns:b="http://schemas.openxmlformats.org/officeDocument/2006/bibliography" xmlns="http://schemas.openxmlformats.org/officeDocument/2006/bibliography" SelectedStyle="" StyleName=""/>
+</file>
+
+<file path=customXml/item4.xml><?xml version="1.0" encoding="utf-8"?>
 <ct:contentTypeSchema xmlns:ct="http://schemas.microsoft.com/office/2006/metadata/contentType" xmlns:ma="http://schemas.microsoft.com/office/2006/metadata/properties/metaAttributes" ct:_="" ma:_="" ma:contentTypeName="Dokument" ma:contentTypeID="0x0101008B745E83D8115245A8D1ADF80A3890BA" ma:contentTypeVersion="13" ma:contentTypeDescription="Stvaranje novog dokumenta." ma:contentTypeScope="" ma:versionID="a27f2829a275489d5984aa1a72490b89">
   <xsd:schema xmlns:xsd="http://www.w3.org/2001/XMLSchema" xmlns:xs="http://www.w3.org/2001/XMLSchema" xmlns:p="http://schemas.microsoft.com/office/2006/metadata/properties" xmlns:ns3="7c097320-6bba-49ec-a060-a2cd4188ceea" xmlns:ns4="c90fddfb-63ac-4e82-9923-c0faed2978db" targetNamespace="http://schemas.microsoft.com/office/2006/metadata/properties" ma:root="true" ma:fieldsID="d04262c8c13f3e7f52107fbeea22bf7e" ns3:_="" ns4:_="">
     <xsd:import namespace="7c097320-6bba-49ec-a060-a2cd4188ceea"/>
@@ -23188,19 +23160,6 @@
 </ct:contentTypeSchema>
 </file>
 
-<file path=customXml/item3.xml><?xml version="1.0" encoding="utf-8"?>
-<b:Sources xmlns:b="http://schemas.openxmlformats.org/officeDocument/2006/bibliography" xmlns="http://schemas.openxmlformats.org/officeDocument/2006/bibliography" SelectedStyle="" StyleName=""/>
-</file>
-
-<file path=customXml/item4.xml><?xml version="1.0" encoding="utf-8"?>
-<?mso-contentType ?>
-<FormTemplates xmlns="http://schemas.microsoft.com/sharepoint/v3/contenttype/forms">
-  <Display>DocumentLibraryForm</Display>
-  <Edit>DocumentLibraryForm</Edit>
-  <New>DocumentLibraryForm</New>
-</FormTemplates>
-</file>
-
 <file path=customXml/itemProps1.xml><?xml version="1.0" encoding="utf-8"?>
 <ds:datastoreItem xmlns:ds="http://schemas.openxmlformats.org/officeDocument/2006/customXml" ds:itemID="{697EFF60-6941-4974-BCF6-9B8D2250713A}">
   <ds:schemaRefs>
@@ -23211,6 +23170,22 @@
 </file>
 
 <file path=customXml/itemProps2.xml><?xml version="1.0" encoding="utf-8"?>
+<ds:datastoreItem xmlns:ds="http://schemas.openxmlformats.org/officeDocument/2006/customXml" ds:itemID="{1938C5F5-34C8-4331-979B-AD4F4FBB7811}">
+  <ds:schemaRefs>
+    <ds:schemaRef ds:uri="http://schemas.microsoft.com/sharepoint/v3/contenttype/forms"/>
+  </ds:schemaRefs>
+</ds:datastoreItem>
+</file>
+
+<file path=customXml/itemProps3.xml><?xml version="1.0" encoding="utf-8"?>
+<ds:datastoreItem xmlns:ds="http://schemas.openxmlformats.org/officeDocument/2006/customXml" ds:itemID="{1ED874AE-0E26-44F3-B6D8-B57040189FA7}">
+  <ds:schemaRefs>
+    <ds:schemaRef ds:uri="http://schemas.openxmlformats.org/officeDocument/2006/bibliography"/>
+  </ds:schemaRefs>
+</ds:datastoreItem>
+</file>
+
+<file path=customXml/itemProps4.xml><?xml version="1.0" encoding="utf-8"?>
 <ds:datastoreItem xmlns:ds="http://schemas.openxmlformats.org/officeDocument/2006/customXml" ds:itemID="{C4F4A0A0-25B6-4F0C-9000-00BC1F5E7081}">
   <ds:schemaRefs>
     <ds:schemaRef ds:uri="http://schemas.microsoft.com/office/2006/metadata/contentType"/>
@@ -23227,20 +23202,4 @@
     <ds:schemaRef ds:uri="http://schemas.microsoft.com/internal/obd"/>
   </ds:schemaRefs>
 </ds:datastoreItem>
-</file>
-
-<file path=customXml/itemProps3.xml><?xml version="1.0" encoding="utf-8"?>
-<ds:datastoreItem xmlns:ds="http://schemas.openxmlformats.org/officeDocument/2006/customXml" ds:itemID="{1ED874AE-0E26-44F3-B6D8-B57040189FA7}">
-  <ds:schemaRefs>
-    <ds:schemaRef ds:uri="http://schemas.openxmlformats.org/officeDocument/2006/bibliography"/>
-  </ds:schemaRefs>
-</ds:datastoreItem>
-</file>
-
-<file path=customXml/itemProps4.xml><?xml version="1.0" encoding="utf-8"?>
-<ds:datastoreItem xmlns:ds="http://schemas.openxmlformats.org/officeDocument/2006/customXml" ds:itemID="{1938C5F5-34C8-4331-979B-AD4F4FBB7811}">
-  <ds:schemaRefs>
-    <ds:schemaRef ds:uri="http://schemas.microsoft.com/sharepoint/v3/contenttype/forms"/>
-  </ds:schemaRefs>
-</ds:datastoreItem>
 </file>